--- a/docs/Програма ProblemSet.docx
+++ b/docs/Програма ProblemSet.docx
@@ -1564,6 +1564,697 @@
         </w:rPr>
       </w:pPr>
     </w:p>
+    <w:p>
+      <w:pPr>
+        <w:pStyle w:val="1"/>
+      </w:pPr>
+    </w:p>
+    <w:p>
+      <w:pPr>
+        <w:pStyle w:val="1"/>
+      </w:pPr>
+      <w:r>
+        <w:t>Трасування вирішення</w:t>
+      </w:r>
+    </w:p>
+    <w:p>
+      <w:r>
+        <w:t xml:space="preserve">Трасування полягає в тому, що періодично </w:t>
+      </w:r>
+      <w:r>
+        <w:t>робиться знімок коду вирішення. Період складає 3-5 секунд.</w:t>
+      </w:r>
+    </w:p>
+    <w:p>
+      <w:pPr>
+        <w:rPr>
+          <w:lang w:val="en-US"/>
+        </w:rPr>
+      </w:pPr>
+      <w:r>
+        <w:t>Записуються лише відмінність від попереднього стану коду. З того, що за малий час зміна вірогідно має точковий характер</w:t>
+      </w:r>
+      <w:r>
+        <w:rPr>
+          <w:lang w:val="en-US"/>
+        </w:rPr>
+        <w:t>.</w:t>
+      </w:r>
+      <w:r>
+        <w:t xml:space="preserve"> відмінність обраховується спрощено – у вигляді трійки </w:t>
+      </w:r>
+      <w:r>
+        <w:rPr>
+          <w:lang w:val="en-US"/>
+        </w:rPr>
+        <w:t>[</w:t>
+      </w:r>
+      <w:r>
+        <w:rPr>
+          <w:lang w:val="en-US"/>
+        </w:rPr>
+        <w:t>L, M, R</w:t>
+      </w:r>
+      <w:r>
+        <w:rPr>
+          <w:lang w:val="en-US"/>
+        </w:rPr>
+        <w:t>]</w:t>
+      </w:r>
+      <w:r>
+        <w:rPr>
+          <w:lang w:val="en-US"/>
+        </w:rPr>
+        <w:t>.</w:t>
+      </w:r>
+    </w:p>
+    <w:p>
+      <w:pPr>
+        <w:pStyle w:val="ae"/>
+      </w:pPr>
+      <w:r>
+        <w:rPr>
+          <w:lang w:val="en-US"/>
+        </w:rPr>
+        <w:t xml:space="preserve">L – </w:t>
+      </w:r>
+      <w:r>
+        <w:t>кількість символів, що не змінилися с лівого краю</w:t>
+      </w:r>
+      <w:r>
+        <w:t xml:space="preserve"> тексту</w:t>
+      </w:r>
+    </w:p>
+    <w:p>
+      <w:pPr>
+        <w:pStyle w:val="ae"/>
+      </w:pPr>
+      <w:r>
+        <w:rPr>
+          <w:lang w:val="en-US"/>
+        </w:rPr>
+        <w:t>M</w:t>
+      </w:r>
+      <w:r>
+        <w:t xml:space="preserve"> – рядок нових символів </w:t>
+      </w:r>
+      <w:r>
+        <w:t xml:space="preserve">в </w:t>
+      </w:r>
+      <w:r>
+        <w:t>середині</w:t>
+      </w:r>
+    </w:p>
+    <w:p>
+      <w:pPr>
+        <w:pStyle w:val="ae"/>
+      </w:pPr>
+      <w:r>
+        <w:rPr>
+          <w:lang w:val="en-US"/>
+        </w:rPr>
+        <w:t>R</w:t>
+      </w:r>
+      <w:r>
+        <w:t xml:space="preserve"> </w:t>
+      </w:r>
+      <w:r>
+        <w:rPr>
+          <w:lang w:val="en-US"/>
+        </w:rPr>
+        <w:t xml:space="preserve">– </w:t>
+      </w:r>
+      <w:r>
+        <w:t>кількість символів, що не змінилися с правого краю тексту</w:t>
+      </w:r>
+    </w:p>
+    <w:p>
+      <w:pPr>
+        <w:pStyle w:val="ae"/>
+      </w:pPr>
+    </w:p>
+    <w:p>
+      <w:pPr>
+        <w:rPr>
+          <w:lang w:val="en-US"/>
+        </w:rPr>
+      </w:pPr>
+      <w:r>
+        <w:t xml:space="preserve">Загальний випадок </w:t>
+      </w:r>
+      <w:r>
+        <w:t xml:space="preserve">– кортеж </w:t>
+      </w:r>
+      <w:r>
+        <w:t>(число</w:t>
+      </w:r>
+      <w:r>
+        <w:rPr>
+          <w:lang w:val="en-US"/>
+        </w:rPr>
+        <w:t>,</w:t>
+      </w:r>
+      <w:r>
+        <w:t xml:space="preserve"> </w:t>
+      </w:r>
+      <w:r>
+        <w:t>рядок,</w:t>
+      </w:r>
+      <w:r>
+        <w:t xml:space="preserve"> </w:t>
+      </w:r>
+      <w:r>
+        <w:t xml:space="preserve">число) , число – ціле </w:t>
+      </w:r>
+      <w:r>
+        <w:rPr>
+          <w:lang w:val="en-US"/>
+        </w:rPr>
+        <w:t>&gt;= 0.</w:t>
+      </w:r>
+    </w:p>
+    <w:p>
+      <w:pPr>
+        <w:rPr>
+          <w:lang w:val="en-US"/>
+        </w:rPr>
+      </w:pPr>
+      <w:r>
+        <w:t xml:space="preserve">Крайні випадки становлять: повністю оновлений текст </w:t>
+      </w:r>
+      <w:r>
+        <w:rPr>
+          <w:lang w:val="en-US"/>
+        </w:rPr>
+        <w:t>[</w:t>
+      </w:r>
+      <w:r>
+        <w:t>0</w:t>
+      </w:r>
+      <w:r>
+        <w:rPr>
+          <w:lang w:val="en-US"/>
+        </w:rPr>
+        <w:t>, M, 0</w:t>
+      </w:r>
+      <w:r>
+        <w:rPr>
+          <w:lang w:val="en-US"/>
+        </w:rPr>
+        <w:t>]</w:t>
+      </w:r>
+      <w:r>
+        <w:rPr>
+          <w:lang w:val="en-US"/>
+        </w:rPr>
+        <w:t xml:space="preserve"> </w:t>
+      </w:r>
+      <w:r>
+        <w:t xml:space="preserve">і повністю незмінений текст </w:t>
+      </w:r>
+      <w:r>
+        <w:rPr>
+          <w:lang w:val="en-US"/>
+        </w:rPr>
+        <w:t>[]</w:t>
+      </w:r>
+      <w:r>
+        <w:rPr>
+          <w:lang w:val="en-US"/>
+        </w:rPr>
+        <w:t>.</w:t>
+      </w:r>
+    </w:p>
+    <w:p>
+      <w:r>
+        <w:t xml:space="preserve">Траса </w:t>
+      </w:r>
+      <w:r>
+        <w:t>є</w:t>
+      </w:r>
+      <w:r>
+        <w:t xml:space="preserve"> </w:t>
+      </w:r>
+      <w:r>
+        <w:t>послідовністю</w:t>
+      </w:r>
+      <w:r>
+        <w:t xml:space="preserve"> різниць. Перший елемент траси завжди </w:t>
+      </w:r>
+      <w:r>
+        <w:rPr>
+          <w:lang w:val="en-US"/>
+        </w:rPr>
+        <w:t>[</w:t>
+      </w:r>
+      <w:r>
+        <w:t>0</w:t>
+      </w:r>
+      <w:r>
+        <w:rPr>
+          <w:lang w:val="en-US"/>
+        </w:rPr>
+        <w:t>, M, 0</w:t>
+      </w:r>
+      <w:r>
+        <w:rPr>
+          <w:lang w:val="en-US"/>
+        </w:rPr>
+        <w:t>]</w:t>
+      </w:r>
+      <w:r>
+        <w:t xml:space="preserve">, </w:t>
+      </w:r>
+      <w:r>
+        <w:t xml:space="preserve">бо </w:t>
+      </w:r>
+      <w:r>
+        <w:t>початкови</w:t>
+      </w:r>
+      <w:r>
+        <w:t>м</w:t>
+      </w:r>
+      <w:r>
+        <w:t xml:space="preserve"> стан</w:t>
+      </w:r>
+      <w:r>
+        <w:t>ом</w:t>
+      </w:r>
+      <w:r>
+        <w:t xml:space="preserve"> коду </w:t>
+      </w:r>
+      <w:r>
+        <w:t>вважається</w:t>
+      </w:r>
+      <w:r>
+        <w:t xml:space="preserve"> пустий рядок.</w:t>
+      </w:r>
+      <w:r>
+        <w:t xml:space="preserve"> </w:t>
+      </w:r>
+    </w:p>
+    <w:p>
+      <w:pPr>
+        <w:rPr>
+          <w:lang w:val="en-US"/>
+        </w:rPr>
+      </w:pPr>
+      <w:r>
+        <w:t xml:space="preserve">В </w:t>
+      </w:r>
+      <w:r>
+        <w:t>послідовності</w:t>
+      </w:r>
+      <w:r>
+        <w:t xml:space="preserve"> можуть зустрічатися коментарі </w:t>
+      </w:r>
+      <w:r>
+        <w:rPr>
+          <w:lang w:val="en-US"/>
+        </w:rPr>
+        <w:t>[</w:t>
+      </w:r>
+      <w:r>
+        <w:t>рядок</w:t>
+      </w:r>
+      <w:r>
+        <w:rPr>
+          <w:lang w:val="en-US"/>
+        </w:rPr>
+        <w:t>].</w:t>
+      </w:r>
+    </w:p>
+    <w:p>
+      <w:pPr>
+        <w:pStyle w:val="2"/>
+      </w:pPr>
+      <w:r>
+        <w:t>Форми траси</w:t>
+      </w:r>
+    </w:p>
+    <w:p>
+      <w:pPr>
+        <w:rPr>
+          <w:lang w:val="en-US"/>
+        </w:rPr>
+      </w:pPr>
+      <w:r>
+        <w:t xml:space="preserve">На клієнті траса має формат </w:t>
+      </w:r>
+      <w:proofErr w:type="spellStart"/>
+      <w:r>
+        <w:rPr>
+          <w:lang w:val="en-US"/>
+        </w:rPr>
+        <w:t>json</w:t>
+      </w:r>
+      <w:proofErr w:type="spellEnd"/>
+      <w:r>
+        <w:rPr>
+          <w:lang w:val="en-US"/>
+        </w:rPr>
+        <w:t xml:space="preserve">:   </w:t>
+      </w:r>
+    </w:p>
+    <w:p>
+      <w:pPr>
+        <w:rPr>
+          <w:lang w:val="en-US"/>
+        </w:rPr>
+      </w:pPr>
+      <w:proofErr w:type="spellStart"/>
+      <w:r>
+        <w:rPr>
+          <w:lang w:val="en-US"/>
+        </w:rPr>
+        <w:t>aaa</w:t>
+      </w:r>
+      <w:proofErr w:type="spellEnd"/>
+      <w:r>
+        <w:rPr>
+          <w:lang w:val="en-US"/>
+        </w:rPr>
+        <w:t xml:space="preserve"> -&gt; aba -&gt; aca -&gt; </w:t>
+      </w:r>
+      <w:proofErr w:type="spellStart"/>
+      <w:r>
+        <w:rPr>
+          <w:lang w:val="en-US"/>
+        </w:rPr>
+        <w:t>bca</w:t>
+      </w:r>
+      <w:proofErr w:type="spellEnd"/>
+    </w:p>
+    <w:p>
+      <w:pPr>
+        <w:pStyle w:val="Code"/>
+      </w:pPr>
+      <w:r>
+        <w:t>[</w:t>
+      </w:r>
+      <w:r>
+        <w:t>[0,"aaa",0],[1,"b",1],[],[],[]</w:t>
+      </w:r>
+      <w:r>
+        <w:t>,</w:t>
+      </w:r>
+      <w:r>
+        <w:t>[1,"</w:t>
+      </w:r>
+      <w:r>
+        <w:t>c</w:t>
+      </w:r>
+      <w:r>
+        <w:t>",1],</w:t>
+      </w:r>
+      <w:r>
+        <w:t>[</w:t>
+      </w:r>
+      <w:r>
+        <w:t>"</w:t>
+      </w:r>
+      <w:r>
+        <w:t>коментар"],</w:t>
+      </w:r>
+      <w:r>
+        <w:t>[</w:t>
+      </w:r>
+      <w:r>
+        <w:t>0</w:t>
+      </w:r>
+      <w:r>
+        <w:t>,"</w:t>
+      </w:r>
+      <w:r>
+        <w:t>b</w:t>
+      </w:r>
+      <w:r>
+        <w:t>",</w:t>
+      </w:r>
+      <w:r>
+        <w:t>2</w:t>
+      </w:r>
+      <w:r>
+        <w:t>]</w:t>
+      </w:r>
+      <w:r>
+        <w:t>]</w:t>
+      </w:r>
+    </w:p>
+    <w:p>
+      <w:pPr>
+        <w:rPr>
+          <w:lang w:val="en-US"/>
+        </w:rPr>
+      </w:pPr>
+      <w:r>
+        <w:t>На сервері</w:t>
+      </w:r>
+    </w:p>
+    <w:p>
+      <w:pPr>
+        <w:pStyle w:val="Code"/>
+      </w:pPr>
+      <w:r>
+        <w:t>0,"aaa",0</w:t>
+      </w:r>
+      <w:r>
+        <w:t>*</w:t>
+      </w:r>
+      <w:r>
+        <w:t>1,"b",1</w:t>
+      </w:r>
+      <w:r>
+        <w:t>***</w:t>
+      </w:r>
+      <w:r>
+        <w:t>*</w:t>
+      </w:r>
+      <w:r>
+        <w:t>1,"c",1</w:t>
+      </w:r>
+      <w:r>
+        <w:t>*</w:t>
+      </w:r>
+      <w:r>
+        <w:t>"</w:t>
+      </w:r>
+      <w:proofErr w:type="spellStart"/>
+      <w:r>
+        <w:t>коментар</w:t>
+      </w:r>
+      <w:proofErr w:type="spellEnd"/>
+      <w:r>
+        <w:t>"</w:t>
+      </w:r>
+      <w:r>
+        <w:t>*</w:t>
+      </w:r>
+      <w:r>
+        <w:t>0,"b",2</w:t>
+      </w:r>
+    </w:p>
+    <w:p/>
+    <w:p>
+      <w:pPr>
+        <w:pStyle w:val="2"/>
+      </w:pPr>
+      <w:r>
+        <w:t xml:space="preserve"> </w:t>
+      </w:r>
+      <w:r>
+        <w:t>Сценарій трасування</w:t>
+      </w:r>
+    </w:p>
+    <w:p>
+      <w:r>
+        <w:t>При відкритті сторінки з задачею</w:t>
+      </w:r>
+      <w:r>
+        <w:t xml:space="preserve"> робиться ініціалізація траси.</w:t>
+      </w:r>
+    </w:p>
+    <w:p>
+      <w:r>
+        <w:t>При відсиланні рішення на перевірку до серверу відсилається накопичена траса і робиться ініціалізація.</w:t>
+      </w:r>
+    </w:p>
+    <w:p>
+      <w:r>
+        <w:t>При втраті фокуса до траси додається коментар про втрату.</w:t>
+      </w:r>
+    </w:p>
+    <w:p>
+      <w:r>
+        <w:t xml:space="preserve">При перевірці рішення на сервері додається коментар з результатом перевірки і траса приєднується до тої, що вже є в </w:t>
+      </w:r>
+      <w:proofErr w:type="spellStart"/>
+      <w:r>
+        <w:t>БД</w:t>
+      </w:r>
+      <w:proofErr w:type="spellEnd"/>
+      <w:r>
+        <w:t>.</w:t>
+      </w:r>
+    </w:p>
+    <w:p/>
+    <w:p>
+      <w:pPr>
+        <w:pStyle w:val="2"/>
+        <w:rPr>
+          <w:lang w:val="en-US"/>
+        </w:rPr>
+      </w:pPr>
+      <w:r>
+        <w:lastRenderedPageBreak/>
+        <w:t>Операції на клієнті</w:t>
+      </w:r>
+      <w:r>
+        <w:t xml:space="preserve"> (</w:t>
+      </w:r>
+      <w:proofErr w:type="spellStart"/>
+      <w:r>
+        <w:rPr>
+          <w:lang w:val="en-US"/>
+        </w:rPr>
+        <w:t>js</w:t>
+      </w:r>
+      <w:proofErr w:type="spellEnd"/>
+      <w:r>
+        <w:rPr>
+          <w:lang w:val="en-US"/>
+        </w:rPr>
+        <w:t>)</w:t>
+      </w:r>
+    </w:p>
+    <w:p>
+      <w:r>
+        <w:t xml:space="preserve">Ініціалізація траси – запис першого елементу </w:t>
+      </w:r>
+      <w:r>
+        <w:rPr>
+          <w:lang w:val="en-US"/>
+        </w:rPr>
+        <w:t xml:space="preserve">(0, S, 0) </w:t>
+      </w:r>
+      <w:r>
+        <w:t xml:space="preserve">і </w:t>
+      </w:r>
+      <w:r>
+        <w:t xml:space="preserve">поточного </w:t>
+      </w:r>
+      <w:r>
+        <w:t>стану</w:t>
+      </w:r>
+      <w:r>
+        <w:rPr>
+          <w:lang w:val="en-US"/>
+        </w:rPr>
+        <w:t xml:space="preserve"> S</w:t>
+      </w:r>
+      <w:r>
+        <w:t xml:space="preserve"> </w:t>
+      </w:r>
+    </w:p>
+    <w:p>
+      <w:r>
+        <w:t>Додавання знімку – обчислення і додавання різниці</w:t>
+      </w:r>
+      <w:r>
+        <w:t xml:space="preserve"> </w:t>
+      </w:r>
+      <w:r>
+        <w:rPr>
+          <w:lang w:val="en-US"/>
+        </w:rPr>
+        <w:t xml:space="preserve">S – S0 </w:t>
+      </w:r>
+      <w:r>
+        <w:t xml:space="preserve">, </w:t>
+      </w:r>
+      <w:r>
+        <w:t>оновлення</w:t>
+      </w:r>
+      <w:r>
+        <w:t xml:space="preserve"> </w:t>
+      </w:r>
+      <w:r>
+        <w:t xml:space="preserve">поточного </w:t>
+      </w:r>
+      <w:r>
+        <w:t>стану</w:t>
+      </w:r>
+      <w:r>
+        <w:rPr>
+          <w:lang w:val="en-US"/>
+        </w:rPr>
+        <w:t xml:space="preserve"> S0 = S</w:t>
+      </w:r>
+    </w:p>
+    <w:p>
+      <w:r>
+        <w:t>Розгортання траси в анімацію – в два синхронізованих масиви рядків (текстів і коментарів).</w:t>
+      </w:r>
+    </w:p>
+    <w:p/>
+    <w:p/>
+    <w:p>
+      <w:pPr>
+        <w:pStyle w:val="2"/>
+      </w:pPr>
+      <w:r>
+        <w:t>Операції на сервері (</w:t>
+      </w:r>
+      <w:proofErr w:type="spellStart"/>
+      <w:r>
+        <w:rPr>
+          <w:lang w:val="en-US"/>
+        </w:rPr>
+        <w:t>py</w:t>
+      </w:r>
+      <w:proofErr w:type="spellEnd"/>
+      <w:r>
+        <w:rPr>
+          <w:lang w:val="en-US"/>
+        </w:rPr>
+        <w:t>)</w:t>
+      </w:r>
+    </w:p>
+    <w:p>
+      <w:r>
+        <w:t>Конвертація траси між клієнтською і серверною формами</w:t>
+      </w:r>
+    </w:p>
+    <w:p>
+      <w:r>
+        <w:t xml:space="preserve">Додавання траси до траси у </w:t>
+      </w:r>
+      <w:r>
+        <w:t>серверній</w:t>
+      </w:r>
+      <w:r>
+        <w:t xml:space="preserve"> формі</w:t>
+      </w:r>
+      <w:r>
+        <w:t xml:space="preserve"> – проста конкатенація</w:t>
+      </w:r>
+    </w:p>
+    <w:p>
+      <w:r>
+        <w:t xml:space="preserve">Додавання коментарю до </w:t>
+      </w:r>
+      <w:r>
+        <w:t>серверної</w:t>
+      </w:r>
+      <w:r>
+        <w:t xml:space="preserve"> форм</w:t>
+      </w:r>
+      <w:r>
+        <w:t>и</w:t>
+      </w:r>
+    </w:p>
+    <w:p/>
+    <w:p/>
     <w:sectPr>
       <w:pgSz w:w="12240" w:h="15840"/>
       <w:pgMar w:top="850" w:right="850" w:bottom="850" w:left="1417" w:header="720" w:footer="720" w:gutter="0"/>
@@ -2520,12 +3211,13 @@
     <w:basedOn w:val="ae"/>
     <w:link w:val="Code0"/>
     <w:qFormat/>
-    <w:rsid w:val="003D6126"/>
+    <w:rsid w:val="0057651C"/>
     <w:pPr>
       <w:spacing w:line="360" w:lineRule="auto"/>
     </w:pPr>
     <w:rPr>
       <w:rFonts w:ascii="Consolas" w:hAnsi="Consolas"/>
+      <w:sz w:val="20"/>
       <w:lang w:val="en-US"/>
     </w:rPr>
   </w:style>
@@ -2543,9 +3235,10 @@
     <w:name w:val="Code Знак"/>
     <w:basedOn w:val="af"/>
     <w:link w:val="Code"/>
-    <w:rsid w:val="003D6126"/>
+    <w:rsid w:val="0057651C"/>
     <w:rPr>
       <w:rFonts w:ascii="Consolas" w:hAnsi="Consolas"/>
+      <w:sz w:val="20"/>
       <w:lang w:val="uk-UA"/>
     </w:rPr>
   </w:style>
@@ -2570,6 +3263,25 @@
     <w:rPr>
       <w:color w:val="605E5C"/>
       <w:shd w:val="clear" w:color="auto" w:fill="E1DFDD"/>
+    </w:rPr>
+  </w:style>
+  <w:style w:type="paragraph" w:customStyle="1" w:styleId="code1">
+    <w:name w:val="code"/>
+    <w:basedOn w:val="a"/>
+    <w:link w:val="code2"/>
+    <w:rsid w:val="0057651C"/>
+    <w:rPr>
+      <w:rFonts w:ascii="Consolas" w:hAnsi="Consolas"/>
+      <w:lang w:val="en-US"/>
+    </w:rPr>
+  </w:style>
+  <w:style w:type="character" w:customStyle="1" w:styleId="code2">
+    <w:name w:val="code Знак"/>
+    <w:basedOn w:val="a0"/>
+    <w:link w:val="code1"/>
+    <w:rsid w:val="0057651C"/>
+    <w:rPr>
+      <w:rFonts w:ascii="Consolas" w:hAnsi="Consolas"/>
     </w:rPr>
   </w:style>
 </w:styles>
